--- a/testakten/robotikrecht-roboterflotte-vellbruck-muenchen/18_human_oversight_konzept.docx
+++ b/testakten/robotikrecht-roboterflotte-vellbruck-muenchen/18_human_oversight_konzept.docx
@@ -37,7 +37,7 @@
         <w:jc w:val="left"/>
       </w:pPr>
       <w:r>
-        <w:t>Dieses Aktenstück betrifft Override, Not-Halt, Rollen. Es ist nicht abschließend freigegeben. Die technische Seite spricht in Versionen, Tickets und Parametern; die rechtliche Seite muss daraus Rollen, Zweckbestimmung, Pflichtenkreis und Beweisrisiko bilden.</w:t>
+        <w:t>Dieses Konzept regelt die menschliche Aufsicht über die LumaMove-Flotte und den Pflegepiloten AtlasCare. Es wird nach dem Unfall um Mindestbesetzung und Alarmierungsketten ergänzt.</w:t>
       </w:r>
     </w:p>
     <w:p>
@@ -56,13 +56,7 @@
         <w:pStyle w:val="ListBullet"/>
       </w:pPr>
       <w:r>
-        <w:rPr>
-          <w:b/>
-        </w:rPr>
-        <w:t>Override:</w:t>
-      </w:r>
-      <w:r>
-        <w:t xml:space="preserve"> Die Akte enthält hierzu widersprüchliche Hinweise. Für die rechtliche Bewertung muss geklärt werden, ob die Aussage aus Vertrag, Anleitung, Produktakte, Marketing, Logdaten oder nachträglicher Krisenkommunikation stammt.</w:t>
+        <w:t>Override: Bediener können einzelne Einheiten stoppen und umleiten; ein flottenweiter Sicherheitsstopp ist nur aus dem Leitstand möglich.</w:t>
       </w:r>
     </w:p>
     <w:p>
@@ -70,13 +64,7 @@
         <w:pStyle w:val="ListBullet"/>
       </w:pPr>
       <w:r>
-        <w:rPr>
-          <w:b/>
-        </w:rPr>
-        <w:t>Not-Halt:</w:t>
-      </w:r>
-      <w:r>
-        <w:t xml:space="preserve"> Die Akte enthält hierzu widersprüchliche Hinweise. Für die rechtliche Bewertung muss geklärt werden, ob die Aussage aus Vertrag, Anleitung, Produktakte, Marketing, Logdaten oder nachträglicher Krisenkommunikation stammt.</w:t>
+        <w:t>Not-Halt: Physische Not-Halt-Taster existieren an den Hallenzugängen; ihre Positionen sind in der Gefährdungsbeurteilung des Betreibers nicht aktualisiert.</w:t>
       </w:r>
     </w:p>
     <w:p>
@@ -84,13 +72,7 @@
         <w:pStyle w:val="ListBullet"/>
       </w:pPr>
       <w:r>
-        <w:rPr>
-          <w:b/>
-        </w:rPr>
-        <w:t>Rollen:</w:t>
-      </w:r>
-      <w:r>
-        <w:t xml:space="preserve"> Die Akte enthält hierzu widersprüchliche Hinweise. Für die rechtliche Bewertung muss geklärt werden, ob die Aussage aus Vertrag, Anleitung, Produktakte, Marketing, Logdaten oder nachträglicher Krisenkommunikation stammt.</w:t>
+        <w:t>Rollen: Das Konzept unterscheidet Bediener, Schichtleitung und Administrator; das Konto remote-admin ist keiner Rolle eindeutig zugeordnet.</w:t>
       </w:r>
     </w:p>
     <w:p>
@@ -109,7 +91,7 @@
         <w:jc w:val="left"/>
       </w:pPr>
       <w:r>
-        <w:t>Die Unterlage ist bewusst nicht glatt: Vertrieb, Technik, Datenschutz, Qualitätssicherung und Geschäftsführung verwenden nicht immer dieselben Produktnamen. Gerade daraus entsteht das juristische Problem, weil Zweckbestimmung, tatsächliche Nutzung, Werbeaussage und Updatepraxis auseinanderlaufen.</w:t>
+        <w:t>Der Leitstand des Logistikzentrums war am 27.05.2026 zwischen 08:00 und 09:30 Uhr nur zeitweise besetzt; Alarme des Systems liefen als E-Mail auf, nicht als quittierpflichtige Meldung.</w:t>
       </w:r>
     </w:p>
     <w:p>
@@ -117,23 +99,7 @@
         <w:jc w:val="left"/>
       </w:pPr>
       <w:r>
-        <w:t>Für die rechtliche Bewertung müssen die technischen Annahmen jeweils mit der Produktakte abgeglichen werden. Eine Risikobeurteilung, die nur den Laborzustand beschreibt, trägt den Pilotbetrieb im Lager oder im Pflegezimmer nicht automatisch.</w:t>
-      </w:r>
-    </w:p>
-    <w:p>
-      <w:pPr>
-        <w:jc w:val="left"/>
-      </w:pPr>
-      <w:r>
-        <w:t>Die Akte enthält mehrere Spuren, die sich gegenseitig widersprechen: Der Betreiber spricht von einem autonomen Flottensystem, die CE-Unterlage von einem assistierten Transportmittel, die Marketingfolien von lernender Umgebungserkennung und die Bedienungsanleitung von festen Sicherheitszonen.</w:t>
-      </w:r>
-    </w:p>
-    <w:p>
-      <w:pPr>
-        <w:jc w:val="left"/>
-      </w:pPr>
-      <w:r>
-        <w:t>Die Kanzlei soll keine finale technische Konformität bescheinigen, sondern entscheiden, welche Unterlagen fehlen, welche Sofortmaßnahmen nötig sind und welche Aussagen gegenüber Behörde, Kunden, Versicherer und Betroffenen vertretbar sind.</w:t>
+        <w:t>Für AtlasCare sieht das Konzept die Stationsleitung als aufsichtsführende Stelle vor; die Klinik hat dieser Rolle bisher nicht schriftlich zugestimmt.</w:t>
       </w:r>
     </w:p>
     <w:p>
@@ -152,10 +118,7 @@
         <w:pStyle w:val="Heading3"/>
       </w:pPr>
       <w:r>
-        <w:rPr>
-          <w:rFonts w:ascii="Times New Roman" w:hAnsi="Times New Roman"/>
-        </w:rPr>
-        <w:t>Punkt 1</w:t>
+        <w:t>Override</w:t>
       </w:r>
     </w:p>
     <w:p>
@@ -163,7 +126,15 @@
         <w:jc w:val="left"/>
       </w:pPr>
       <w:r>
-        <w:t>Im Gespräch mit Leonie Rottkamp, Bertram Kiendl und Jasper Rodenwald wurde deutlich, dass die Produktlinie nicht mit einer einzigen rechtlichen Schublade erfasst werden kann. Die Vellbruck Robotics GmbH liefert Hardware, Steuerungssoftware, Cloudfunktionen, Wartung und gelegentlich eine kundenspezifische Parametrisierung. Beim Betreiber Münchner Feinlogistik GmbH wurden Schutzfelder verändert, ohne dass klar ist, ob dies vom Admin-Panel gedeckt oder nur technisch möglich war. Der Pflegepilot im St.-Ludgerus-Klinikum München-Sendling verschärft die Lage, weil dort Sensorik, vulnerable Personen und medizinische Nähe zusammentreffen.</w:t>
+        <w:t>Der flottenweite Stopp wird zusätzlich auf mobile Endgeräte der Schichtleitung gelegt; die Änderung geht in Patch 2.7.1 ein.</w:t>
+      </w:r>
+    </w:p>
+    <w:p>
+      <w:pPr>
+        <w:pStyle w:val="Heading3"/>
+      </w:pPr>
+      <w:r>
+        <w:t>Not-Halt</w:t>
       </w:r>
     </w:p>
     <w:p>
@@ -171,7 +142,7 @@
         <w:jc w:val="left"/>
       </w:pPr>
       <w:r>
-        <w:t>Für die anwaltliche Bearbeitung sollte zu diesem Punkt eine Belegspur angelegt werden: Dokument, Version, Datum, Verfasser, technische Quelle, rechtliche Relevanz und offene Rückfrage. Besonders gefährlich sind Formulierungen wie „selbstlernend“, „voll autonom“, „MDR-ready“, „sicher ohne Schutzzaun“ oder „keine personenbezogenen Daten“, wenn die technische Dokumentation das nicht trägt.</w:t>
+        <w:t>Der Betreiber wird schriftlich auf die Aktualisierungspflicht hingewiesen; der Hinweis dient zugleich der eigenen Entlastung im Haftungsfall.</w:t>
       </w:r>
     </w:p>
     <w:p>
@@ -179,10 +150,7 @@
         <w:pStyle w:val="Heading3"/>
       </w:pPr>
       <w:r>
-        <w:rPr>
-          <w:rFonts w:ascii="Times New Roman" w:hAnsi="Times New Roman"/>
-        </w:rPr>
-        <w:t>Punkt 2</w:t>
+        <w:t>Rollen</w:t>
       </w:r>
     </w:p>
     <w:p>
@@ -190,150 +158,7 @@
         <w:jc w:val="left"/>
       </w:pPr>
       <w:r>
-        <w:t>Im Gespräch mit Leonie Rottkamp, Bertram Kiendl und Jasper Rodenwald wurde deutlich, dass die Produktlinie nicht mit einer einzigen rechtlichen Schublade erfasst werden kann. Die Vellbruck Robotics GmbH liefert Hardware, Steuerungssoftware, Cloudfunktionen, Wartung und gelegentlich eine kundenspezifische Parametrisierung. Beim Betreiber Münchner Feinlogistik GmbH wurden Schutzfelder verändert, ohne dass klar ist, ob dies vom Admin-Panel gedeckt oder nur technisch möglich war. Der Pflegepilot im St.-Ludgerus-Klinikum München-Sendling verschärft die Lage, weil dort Sensorik, vulnerable Personen und medizinische Nähe zusammentreffen.</w:t>
-      </w:r>
-    </w:p>
-    <w:p>
-      <w:pPr>
-        <w:jc w:val="left"/>
-      </w:pPr>
-      <w:r>
-        <w:t>Für die anwaltliche Bearbeitung sollte zu diesem Punkt eine Belegspur angelegt werden: Dokument, Version, Datum, Verfasser, technische Quelle, rechtliche Relevanz und offene Rückfrage. Besonders gefährlich sind Formulierungen wie „selbstlernend“, „voll autonom“, „MDR-ready“, „sicher ohne Schutzzaun“ oder „keine personenbezogenen Daten“, wenn die technische Dokumentation das nicht trägt.</w:t>
-      </w:r>
-    </w:p>
-    <w:p>
-      <w:pPr>
-        <w:pStyle w:val="Heading3"/>
-      </w:pPr>
-      <w:r>
-        <w:rPr>
-          <w:rFonts w:ascii="Times New Roman" w:hAnsi="Times New Roman"/>
-        </w:rPr>
-        <w:t>Punkt 3</w:t>
-      </w:r>
-    </w:p>
-    <w:p>
-      <w:pPr>
-        <w:jc w:val="left"/>
-      </w:pPr>
-      <w:r>
-        <w:t>Im Gespräch mit Leonie Rottkamp, Bertram Kiendl und Jasper Rodenwald wurde deutlich, dass die Produktlinie nicht mit einer einzigen rechtlichen Schublade erfasst werden kann. Die Vellbruck Robotics GmbH liefert Hardware, Steuerungssoftware, Cloudfunktionen, Wartung und gelegentlich eine kundenspezifische Parametrisierung. Beim Betreiber Münchner Feinlogistik GmbH wurden Schutzfelder verändert, ohne dass klar ist, ob dies vom Admin-Panel gedeckt oder nur technisch möglich war. Der Pflegepilot im St.-Ludgerus-Klinikum München-Sendling verschärft die Lage, weil dort Sensorik, vulnerable Personen und medizinische Nähe zusammentreffen.</w:t>
-      </w:r>
-    </w:p>
-    <w:p>
-      <w:pPr>
-        <w:jc w:val="left"/>
-      </w:pPr>
-      <w:r>
-        <w:t>Für die anwaltliche Bearbeitung sollte zu diesem Punkt eine Belegspur angelegt werden: Dokument, Version, Datum, Verfasser, technische Quelle, rechtliche Relevanz und offene Rückfrage. Besonders gefährlich sind Formulierungen wie „selbstlernend“, „voll autonom“, „MDR-ready“, „sicher ohne Schutzzaun“ oder „keine personenbezogenen Daten“, wenn die technische Dokumentation das nicht trägt.</w:t>
-      </w:r>
-    </w:p>
-    <w:p>
-      <w:pPr>
-        <w:pStyle w:val="Heading3"/>
-      </w:pPr>
-      <w:r>
-        <w:rPr>
-          <w:rFonts w:ascii="Times New Roman" w:hAnsi="Times New Roman"/>
-        </w:rPr>
-        <w:t>Punkt 4</w:t>
-      </w:r>
-    </w:p>
-    <w:p>
-      <w:pPr>
-        <w:jc w:val="left"/>
-      </w:pPr>
-      <w:r>
-        <w:t>Im Gespräch mit Leonie Rottkamp, Bertram Kiendl und Jasper Rodenwald wurde deutlich, dass die Produktlinie nicht mit einer einzigen rechtlichen Schublade erfasst werden kann. Die Vellbruck Robotics GmbH liefert Hardware, Steuerungssoftware, Cloudfunktionen, Wartung und gelegentlich eine kundenspezifische Parametrisierung. Beim Betreiber Münchner Feinlogistik GmbH wurden Schutzfelder verändert, ohne dass klar ist, ob dies vom Admin-Panel gedeckt oder nur technisch möglich war. Der Pflegepilot im St.-Ludgerus-Klinikum München-Sendling verschärft die Lage, weil dort Sensorik, vulnerable Personen und medizinische Nähe zusammentreffen.</w:t>
-      </w:r>
-    </w:p>
-    <w:p>
-      <w:pPr>
-        <w:jc w:val="left"/>
-      </w:pPr>
-      <w:r>
-        <w:t>Für die anwaltliche Bearbeitung sollte zu diesem Punkt eine Belegspur angelegt werden: Dokument, Version, Datum, Verfasser, technische Quelle, rechtliche Relevanz und offene Rückfrage. Besonders gefährlich sind Formulierungen wie „selbstlernend“, „voll autonom“, „MDR-ready“, „sicher ohne Schutzzaun“ oder „keine personenbezogenen Daten“, wenn die technische Dokumentation das nicht trägt.</w:t>
-      </w:r>
-    </w:p>
-    <w:p>
-      <w:pPr>
-        <w:pStyle w:val="Heading3"/>
-      </w:pPr>
-      <w:r>
-        <w:rPr>
-          <w:rFonts w:ascii="Times New Roman" w:hAnsi="Times New Roman"/>
-        </w:rPr>
-        <w:t>Punkt 5</w:t>
-      </w:r>
-    </w:p>
-    <w:p>
-      <w:pPr>
-        <w:jc w:val="left"/>
-      </w:pPr>
-      <w:r>
-        <w:t>Im Gespräch mit Leonie Rottkamp, Bertram Kiendl und Jasper Rodenwald wurde deutlich, dass die Produktlinie nicht mit einer einzigen rechtlichen Schublade erfasst werden kann. Die Vellbruck Robotics GmbH liefert Hardware, Steuerungssoftware, Cloudfunktionen, Wartung und gelegentlich eine kundenspezifische Parametrisierung. Beim Betreiber Münchner Feinlogistik GmbH wurden Schutzfelder verändert, ohne dass klar ist, ob dies vom Admin-Panel gedeckt oder nur technisch möglich war. Der Pflegepilot im St.-Ludgerus-Klinikum München-Sendling verschärft die Lage, weil dort Sensorik, vulnerable Personen und medizinische Nähe zusammentreffen.</w:t>
-      </w:r>
-    </w:p>
-    <w:p>
-      <w:pPr>
-        <w:jc w:val="left"/>
-      </w:pPr>
-      <w:r>
-        <w:t>Für die anwaltliche Bearbeitung sollte zu diesem Punkt eine Belegspur angelegt werden: Dokument, Version, Datum, Verfasser, technische Quelle, rechtliche Relevanz und offene Rückfrage. Besonders gefährlich sind Formulierungen wie „selbstlernend“, „voll autonom“, „MDR-ready“, „sicher ohne Schutzzaun“ oder „keine personenbezogenen Daten“, wenn die technische Dokumentation das nicht trägt.</w:t>
-      </w:r>
-    </w:p>
-    <w:p>
-      <w:pPr>
-        <w:pStyle w:val="Heading3"/>
-      </w:pPr>
-      <w:r>
-        <w:rPr>
-          <w:rFonts w:ascii="Times New Roman" w:hAnsi="Times New Roman"/>
-        </w:rPr>
-        <w:t>Punkt 6</w:t>
-      </w:r>
-    </w:p>
-    <w:p>
-      <w:pPr>
-        <w:jc w:val="left"/>
-      </w:pPr>
-      <w:r>
-        <w:t>Im Gespräch mit Leonie Rottkamp, Bertram Kiendl und Jasper Rodenwald wurde deutlich, dass die Produktlinie nicht mit einer einzigen rechtlichen Schublade erfasst werden kann. Die Vellbruck Robotics GmbH liefert Hardware, Steuerungssoftware, Cloudfunktionen, Wartung und gelegentlich eine kundenspezifische Parametrisierung. Beim Betreiber Münchner Feinlogistik GmbH wurden Schutzfelder verändert, ohne dass klar ist, ob dies vom Admin-Panel gedeckt oder nur technisch möglich war. Der Pflegepilot im St.-Ludgerus-Klinikum München-Sendling verschärft die Lage, weil dort Sensorik, vulnerable Personen und medizinische Nähe zusammentreffen.</w:t>
-      </w:r>
-    </w:p>
-    <w:p>
-      <w:pPr>
-        <w:jc w:val="left"/>
-      </w:pPr>
-      <w:r>
-        <w:t>Für die anwaltliche Bearbeitung sollte zu diesem Punkt eine Belegspur angelegt werden: Dokument, Version, Datum, Verfasser, technische Quelle, rechtliche Relevanz und offene Rückfrage. Besonders gefährlich sind Formulierungen wie „selbstlernend“, „voll autonom“, „MDR-ready“, „sicher ohne Schutzzaun“ oder „keine personenbezogenen Daten“, wenn die technische Dokumentation das nicht trägt.</w:t>
-      </w:r>
-    </w:p>
-    <w:p>
-      <w:pPr>
-        <w:pStyle w:val="Heading3"/>
-      </w:pPr>
-      <w:r>
-        <w:rPr>
-          <w:rFonts w:ascii="Times New Roman" w:hAnsi="Times New Roman"/>
-        </w:rPr>
-        <w:t>Punkt 7</w:t>
-      </w:r>
-    </w:p>
-    <w:p>
-      <w:pPr>
-        <w:jc w:val="left"/>
-      </w:pPr>
-      <w:r>
-        <w:t>Im Gespräch mit Leonie Rottkamp, Bertram Kiendl und Jasper Rodenwald wurde deutlich, dass die Produktlinie nicht mit einer einzigen rechtlichen Schublade erfasst werden kann. Die Vellbruck Robotics GmbH liefert Hardware, Steuerungssoftware, Cloudfunktionen, Wartung und gelegentlich eine kundenspezifische Parametrisierung. Beim Betreiber Münchner Feinlogistik GmbH wurden Schutzfelder verändert, ohne dass klar ist, ob dies vom Admin-Panel gedeckt oder nur technisch möglich war. Der Pflegepilot im St.-Ludgerus-Klinikum München-Sendling verschärft die Lage, weil dort Sensorik, vulnerable Personen und medizinische Nähe zusammentreffen.</w:t>
-      </w:r>
-    </w:p>
-    <w:p>
-      <w:pPr>
-        <w:jc w:val="left"/>
-      </w:pPr>
-      <w:r>
-        <w:t>Für die anwaltliche Bearbeitung sollte zu diesem Punkt eine Belegspur angelegt werden: Dokument, Version, Datum, Verfasser, technische Quelle, rechtliche Relevanz und offene Rückfrage. Besonders gefährlich sind Formulierungen wie „selbstlernend“, „voll autonom“, „MDR-ready“, „sicher ohne Schutzzaun“ oder „keine personenbezogenen Daten“, wenn die technische Dokumentation das nicht trägt.</w:t>
+        <w:t>Alle technischen Konten werden Rollen und natürlichen Personen zugeordnet; Sammelkonten werden abgeschafft, Übergangsfrist zwei Wochen.</w:t>
       </w:r>
     </w:p>
     <w:p>
@@ -352,7 +177,7 @@
         <w:pStyle w:val="ListBullet"/>
       </w:pPr>
       <w:r>
-        <w:t>Welche Firmware war am Unfalltag tatsächlich aktiv?</w:t>
+        <w:t>Wer trug am 27.05.2026 die Leitstandverantwortung laut Dienstplan?</w:t>
       </w:r>
     </w:p>
     <w:p>
@@ -360,7 +185,7 @@
         <w:pStyle w:val="ListBullet"/>
       </w:pPr>
       <w:r>
-        <w:t>Welche Zweckbestimmung steht in der final ausgelieferten Anleitung?</w:t>
+        <w:t>Bestätigt die Klinik die Aufsichtsrolle der Stationsleitung schriftlich?</w:t>
       </w:r>
     </w:p>
     <w:p>
@@ -368,23 +193,7 @@
         <w:pStyle w:val="ListBullet"/>
       </w:pPr>
       <w:r>
-        <w:t>Welche Schutzfeldänderungen waren technisch möglich und vertraglich erlaubt?</w:t>
-      </w:r>
-    </w:p>
-    <w:p>
-      <w:pPr>
-        <w:pStyle w:val="ListBullet"/>
-      </w:pPr>
-      <w:r>
-        <w:t>Welche personenbezogenen Daten werden lokal, in der Cloud und in Supporttickets verarbeitet?</w:t>
-      </w:r>
-    </w:p>
-    <w:p>
-      <w:pPr>
-        <w:pStyle w:val="ListBullet"/>
-      </w:pPr>
-      <w:r>
-        <w:t>Welche Aussagen wurden gegenüber Kunden, Behörde und Versicherer bereits gemacht?</w:t>
+        <w:t>Bis wann sind alle Sammelkonten aufgelöst?</w:t>
       </w:r>
     </w:p>
     <w:sectPr>
